--- a/test/fixtures/check38/38a-picture-bound.docx
+++ b/test/fixtures/check38/38a-picture-bound.docx
@@ -9,11 +9,11 @@
     </w:p>
     <w:sdt>
       <w:sdtPr>
-        <w:id w:val="984506548"/>
+        <w:id w:val="748903576"/>
         <w:picture/>
         <w:alias w:val="Logo"/>
         <w:tag w:val="logo"/>
-        <w:dataBinding w:storeItemID="{EDC47E12-3F52-45E2-BC3F-648DA6642A3C}" w:xpath="/data/logo"/>
+        <w:dataBinding w:storeItemID="{140CB545-DE87-4E61-9FFD-4CADC113B8EA}" w:xpath="/data/logo"/>
       </w:sdtPr>
       <w:sdtContent>
         <w:p>
@@ -891,5 +891,5 @@
 </file>
 
 <file path=customXml/itemProps1.xml><?xml version="1.0" encoding="utf-8"?>
-<ds:datastoreItem xmlns:ds="http://schemas.openxmlformats.org/officeDocument/2006/customXml" ds:itemID="{EDC47E12-3F52-45E2-BC3F-648DA6642A3C}"/>
+<ds:datastoreItem xmlns:ds="http://schemas.openxmlformats.org/officeDocument/2006/customXml" ds:itemID="{140CB545-DE87-4E61-9FFD-4CADC113B8EA}"/>
 </file>